--- a/Solution/A3_Report.docx
+++ b/Solution/A3_Report.docx
@@ -80,7 +80,7 @@
     <w:p>
       <w:pPr>
         <w:ind w:firstLine="720"/>
-        <w:jc w:val="both"/>
+        <w:jc w:val="left"/>
       </w:pPr>
       <w:r>
         <w:t xml:space="preserve">Erikson's psychosocial theory proposes that development unfolds through eight stages, and each stage presents a psychosocial crisis, a turning point marked by both vulnerability and potential (Erikson, 1963; Santrock, 2024, p. 19). Newman and Newman (2016) describe five </w:t>
@@ -97,7 +97,7 @@
     <w:p>
       <w:pPr>
         <w:ind w:firstLine="720"/>
-        <w:jc w:val="both"/>
+        <w:jc w:val="left"/>
       </w:pPr>
       <w:r>
         <w:t xml:space="preserve">Carrie is 13 years old, which places her in Erikson's fifth stage, identity versus identity confusion, when adolescents work out who they are, what they are all about, and where they are going in life (Santrock, 2024, p. 295). The search is supported by a psychosocial moratorium, Erikson's term for the gap between childhood security and adult autonomy in which society leaves adolescents relatively free to try out different roles (Erikson, 1968; Santrock, 2024, p. 295). A healthy resolution produces the ego strength of fidelity to others, while an unhealthy one risks the core pathology of dissociation, an inability to connect with others (Newman &amp; Newman, 2016, pp. 234–235). Before this stage, Carrie needed to resolve industry versus inferiority, where success creates a lasting sense of competence (Newman &amp; Newman, 2016, p. 234; Santrock, 2024, p. 20). The story suggests a positive resolution: she was a capable swimmer who joined competitions at her old school, </w:t>
@@ -110,7 +110,7 @@
     <w:p>
       <w:pPr>
         <w:ind w:firstLine="720"/>
-        <w:jc w:val="both"/>
+        <w:jc w:val="left"/>
       </w:pPr>
       <w:r>
         <w:t xml:space="preserve">The identity crisis is visible throughout Carrie's story. On the positive side of the moratorium, she keeps experimenting with roles: she rebuilds a familiar identity by joining the swim team, keeps her Brussels friendships alive online, and works hard to decode the unwritten rules for belonging to the groups at her first all-girls school. The pull toward confusion is just as clear. Her changing body makes her more self-conscious than she used to be, the Whose Legs page publicly attacked that body, and she spent a sleepless night imagining everyone laughing at her. Her radius of significant relationships has also narrowed: her older brother has become distant, her mother is rarely home, and her father's work connection to Jane's family makes speaking up feel unsafe (Newman &amp; Newman, 2016, p. 234). Even so, Carrie is likely to resolve this stage positively. She thought through her options and sought help from the guidance counsellor on her own, </w:t>
@@ -135,7 +135,7 @@
     <w:p>
       <w:pPr>
         <w:ind w:firstLine="720"/>
-        <w:jc w:val="both"/>
+        <w:jc w:val="left"/>
       </w:pPr>
       <w:r>
         <w:t>Marcia's theory extends Erikson's account of the identity stage by describing how young people actually move through it. Marcia proposed four identity statuses, or four ways of resolving the identity crisis, and classified individuals on two dimensions, crisis and commitment (Marcia, 1966, pp. 551–552; Santrock, 2024, p. 295). Crisis is a period of identity development in which the person is exploring alternatives, and most researchers now prefer the term exploration. Commitment is a personal investment in an identity (Santrock, 2024, p. 296).</w:t>
@@ -144,7 +144,7 @@
     <w:p>
       <w:pPr>
         <w:ind w:firstLine="720"/>
-        <w:jc w:val="both"/>
+        <w:jc w:val="left"/>
       </w:pPr>
       <w:r>
         <w:t>Identity diffusion describes adolescents who have not explored alternatives and have made no commitments, and who often show little interest in such matters. Identity foreclosure describes those who have made a commitment without exploration, usually by accepting values handed down by parents before they had a chance to test other options. Identity moratorium describes those who are in the midst of a crisis but whose commitments are absent or vaguely defined. Identity achievement describes those who have undergone a crisis and made a commitment (Santrock, 2024, p. 296). These statuses are not permanent. Many young adolescents are identity diffused, and people can cycle between moratorium and achievement repeatedly across life (Santrock, 2024, p. 296).</w:t>
@@ -153,7 +153,7 @@
     <w:p>
       <w:pPr>
         <w:ind w:firstLine="720"/>
-        <w:jc w:val="both"/>
+        <w:jc w:val="left"/>
       </w:pPr>
       <w:r>
         <w:lastRenderedPageBreak/>
@@ -179,7 +179,7 @@
     <w:p>
       <w:pPr>
         <w:ind w:firstLine="720"/>
-        <w:jc w:val="both"/>
+        <w:jc w:val="left"/>
       </w:pPr>
       <w:r>
         <w:t>Piaget's cognitive developmental theory states that children go through four stages of cognitive development as they actively construct their understanding of the world (Santrock, 2024, p. 20). The stages follow a fixed order, and each stage rebuilds thinking in a new way. According to Piaget, the fourth and final stage, the formal operational stage, begins at around 11 years of age (Santrock, 2024, p. 284).</w:t>
@@ -188,7 +188,7 @@
     <w:p>
       <w:pPr>
         <w:ind w:firstLine="720"/>
-        <w:jc w:val="both"/>
+        <w:jc w:val="left"/>
       </w:pPr>
       <w:r>
         <w:t xml:space="preserve">Formal operational thought is more abstract than the concrete thinking of childhood. Adolescents at this stage are no longer limited to actual experiences and can reason about possibilities and purely hypothetical situations (Piaget, 1972, p. 1; Santrock, 2024, p. 284). A key achievement is hypothetical-deductive reasoning, which involves creating a hypothesis and deducing its implications so that solutions can be tested systematically (Santrock, 2024, p. 285). This development is uneven, with only about one in three young </w:t>
@@ -201,7 +201,7 @@
     <w:p>
       <w:pPr>
         <w:ind w:firstLine="720"/>
-        <w:jc w:val="both"/>
+        <w:jc w:val="left"/>
       </w:pPr>
       <w:r>
         <w:t xml:space="preserve">Carrie's thinking shows both the new power and the limits of formal operational thought. Her decision to see the guidance counsellor came only after she had thought through all the alternatives and possibilities she could think of, which reflects emerging hypothetical-deductive reasoning: she generated options, weighed them up, and chose the path she judged best. Her thinking is also increasingly abstract. She tries to work out the unstated rules for belonging in a complex peer culture, reads the social meaning of Instagram follow requests, and links her own experience to wider systems, including harmful digital communications law, </w:t>
@@ -242,7 +242,7 @@
     <w:p>
       <w:pPr>
         <w:ind w:firstLine="720"/>
-        <w:jc w:val="both"/>
+        <w:jc w:val="left"/>
       </w:pPr>
       <w:r>
         <w:t xml:space="preserve">Erikson's theory proved the most useful lens for understanding Carrie because it explains why belonging, friendships, and body image dominate her life at 13, and the moratorium concept fitted her role experiments well. Its main limitation is that it explains what should happen at this age more than why it is happening to her. Carrie's crisis is largely produced by her context: repeated moves, parents who are unavailable, and a peer culture </w:t>
@@ -449,7 +449,7 @@
         <w:t>Essentials of life-span development</w:t>
       </w:r>
       <w:r>
-        <w:t xml:space="preserve"> (7th ed.). McGraw-Hill Education.</w:t>
+        <w:t xml:space="preserve"> (8th ed.). McGraw-Hill Education.</w:t>
       </w:r>
     </w:p>
     <w:sectPr>
